--- a/test/out_accuracy/5_wide_converted.docx
+++ b/test/out_accuracy/5_wide_converted.docx
@@ -325,7 +325,7 @@
                 <w:sz w:val="20"/>
                 <w:szCs w:val="20"/>
               </w:rPr>
-              <w:t xml:space="preserve">이종필</w:t>
+              <w:t xml:space="preserve">CDN 인프라 구축 사업 이종필</w:t>
             </w:r>
           </w:p>
         </w:tc>

--- a/test/out_accuracy/5_wide_converted.docx
+++ b/test/out_accuracy/5_wide_converted.docx
@@ -35,7 +35,7 @@
                 <w:sz w:val="20"/>
                 <w:szCs w:val="20"/>
               </w:rPr>
-              <w:t xml:space="preserve">프로젝트</w:t>
+              <w:t xml:space="preserve"/>
             </w:r>
           </w:p>
         </w:tc>
@@ -51,7 +51,7 @@
                 <w:sz w:val="20"/>
                 <w:szCs w:val="20"/>
               </w:rPr>
-              <w:t xml:space="preserve">담당자</w:t>
+              <w:t xml:space="preserve">프로젝트</w:t>
             </w:r>
           </w:p>
         </w:tc>
@@ -67,7 +67,7 @@
                 <w:sz w:val="20"/>
                 <w:szCs w:val="20"/>
               </w:rPr>
-              <w:t xml:space="preserve">시작</w:t>
+              <w:t xml:space="preserve">담당자</w:t>
             </w:r>
           </w:p>
         </w:tc>
@@ -83,7 +83,7 @@
                 <w:sz w:val="20"/>
                 <w:szCs w:val="20"/>
               </w:rPr>
-              <w:t xml:space="preserve">종료</w:t>
+              <w:t xml:space="preserve">시작</w:t>
             </w:r>
           </w:p>
         </w:tc>
@@ -99,22 +99,22 @@
                 <w:sz w:val="20"/>
                 <w:szCs w:val="20"/>
               </w:rPr>
+              <w:t xml:space="preserve">종료</w:t>
+            </w:r>
+          </w:p>
+        </w:tc>
+        <w:tc>
+          <w:tcPr>
+            <w:tcW w:type="dxa" w:w="700"/>
+          </w:tcPr>
+          <w:p>
+            <w:r>
+              <w:rPr>
+                <w:color w:val="000000"/>
+                <w:sz w:val="20"/>
+                <w:szCs w:val="20"/>
+              </w:rPr>
               <w:t xml:space="preserve">상태</w:t>
-            </w:r>
-          </w:p>
-        </w:tc>
-        <w:tc>
-          <w:tcPr>
-            <w:tcW w:type="dxa" w:w="700"/>
-          </w:tcPr>
-          <w:p>
-            <w:r>
-              <w:rPr>
-                <w:color w:val="000000"/>
-                <w:sz w:val="20"/>
-                <w:szCs w:val="20"/>
-              </w:rPr>
-              <w:t xml:space="preserve"/>
             </w:r>
           </w:p>
         </w:tc>
@@ -146,7 +146,7 @@
                 <w:sz w:val="20"/>
                 <w:szCs w:val="20"/>
               </w:rPr>
-              <w:t xml:space="preserve">신현식</w:t>
+              <w:t xml:space="preserve"/>
             </w:r>
           </w:p>
         </w:tc>
@@ -161,7 +161,7 @@
                 <w:sz w:val="20"/>
                 <w:szCs w:val="20"/>
               </w:rPr>
-              <w:t xml:space="preserve">2024.06</w:t>
+              <w:t xml:space="preserve">신현식 2024.06</w:t>
             </w:r>
           </w:p>
         </w:tc>
@@ -191,22 +191,22 @@
                 <w:sz w:val="20"/>
                 <w:szCs w:val="20"/>
               </w:rPr>
+              <w:t xml:space="preserve"/>
+            </w:r>
+          </w:p>
+        </w:tc>
+        <w:tc>
+          <w:tcPr>
+            <w:tcW w:type="dxa" w:w="700"/>
+          </w:tcPr>
+          <w:p>
+            <w:r>
+              <w:rPr>
+                <w:color w:val="000000"/>
+                <w:sz w:val="20"/>
+                <w:szCs w:val="20"/>
+              </w:rPr>
               <w:t xml:space="preserve">진행중</w:t>
-            </w:r>
-          </w:p>
-        </w:tc>
-        <w:tc>
-          <w:tcPr>
-            <w:tcW w:type="dxa" w:w="700"/>
-          </w:tcPr>
-          <w:p>
-            <w:r>
-              <w:rPr>
-                <w:color w:val="000000"/>
-                <w:sz w:val="20"/>
-                <w:szCs w:val="20"/>
-              </w:rPr>
-              <w:t xml:space="preserve"/>
             </w:r>
           </w:p>
         </w:tc>
@@ -248,7 +248,7 @@
                 <w:sz w:val="20"/>
                 <w:szCs w:val="20"/>
               </w:rPr>
-              <w:t xml:space="preserve">김주홍</w:t>
+              <w:t xml:space="preserve"/>
             </w:r>
           </w:p>
         </w:tc>
@@ -263,7 +263,7 @@
                 <w:sz w:val="20"/>
                 <w:szCs w:val="20"/>
               </w:rPr>
-              <w:t xml:space="preserve">2024.06</w:t>
+              <w:t xml:space="preserve">김주홍 2024.06</w:t>
             </w:r>
           </w:p>
         </w:tc>
@@ -293,22 +293,22 @@
                 <w:sz w:val="20"/>
                 <w:szCs w:val="20"/>
               </w:rPr>
+              <w:t xml:space="preserve"/>
+            </w:r>
+          </w:p>
+        </w:tc>
+        <w:tc>
+          <w:tcPr>
+            <w:tcW w:type="dxa" w:w="936"/>
+          </w:tcPr>
+          <w:p>
+            <w:r>
+              <w:rPr>
+                <w:color w:val="000000"/>
+                <w:sz w:val="20"/>
+                <w:szCs w:val="20"/>
+              </w:rPr>
               <w:t xml:space="preserve">완료</w:t>
-            </w:r>
-          </w:p>
-        </w:tc>
-        <w:tc>
-          <w:tcPr>
-            <w:tcW w:type="dxa" w:w="936"/>
-          </w:tcPr>
-          <w:p>
-            <w:r>
-              <w:rPr>
-                <w:color w:val="000000"/>
-                <w:sz w:val="20"/>
-                <w:szCs w:val="20"/>
-              </w:rPr>
-              <w:t xml:space="preserve"/>
             </w:r>
           </w:p>
         </w:tc>
@@ -325,7 +325,7 @@
                 <w:sz w:val="20"/>
                 <w:szCs w:val="20"/>
               </w:rPr>
-              <w:t xml:space="preserve">CDN 인프라 구축 사업 이종필</w:t>
+              <w:t xml:space="preserve">CDN 인프라 구축 사업</w:t>
             </w:r>
           </w:p>
         </w:tc>
@@ -340,7 +340,7 @@
                 <w:sz w:val="20"/>
                 <w:szCs w:val="20"/>
               </w:rPr>
-              <w:t xml:space="preserve">2025.01</w:t>
+              <w:t xml:space="preserve">이종필 2025.01</w:t>
             </w:r>
           </w:p>
         </w:tc>
@@ -370,22 +370,22 @@
                 <w:sz w:val="20"/>
                 <w:szCs w:val="20"/>
               </w:rPr>
+              <w:t xml:space="preserve"/>
+            </w:r>
+          </w:p>
+        </w:tc>
+        <w:tc>
+          <w:tcPr>
+            <w:tcW w:type="dxa" w:w="936"/>
+          </w:tcPr>
+          <w:p>
+            <w:r>
+              <w:rPr>
+                <w:color w:val="000000"/>
+                <w:sz w:val="20"/>
+                <w:szCs w:val="20"/>
+              </w:rPr>
               <w:t xml:space="preserve">진행중</w:t>
-            </w:r>
-          </w:p>
-        </w:tc>
-        <w:tc>
-          <w:tcPr>
-            <w:tcW w:type="dxa" w:w="936"/>
-          </w:tcPr>
-          <w:p>
-            <w:r>
-              <w:rPr>
-                <w:color w:val="000000"/>
-                <w:sz w:val="20"/>
-                <w:szCs w:val="20"/>
-              </w:rPr>
-              <w:t xml:space="preserve"/>
             </w:r>
           </w:p>
         </w:tc>

--- a/test/out_accuracy/5_wide_converted.docx
+++ b/test/out_accuracy/5_wide_converted.docx
@@ -35,7 +35,7 @@
                 <w:sz w:val="20"/>
                 <w:szCs w:val="20"/>
               </w:rPr>
-              <w:t xml:space="preserve"/>
+              <w:t xml:space="preserve">프로젝트</w:t>
             </w:r>
           </w:p>
         </w:tc>
@@ -51,7 +51,7 @@
                 <w:sz w:val="20"/>
                 <w:szCs w:val="20"/>
               </w:rPr>
-              <w:t xml:space="preserve">프로젝트</w:t>
+              <w:t xml:space="preserve">담당자</w:t>
             </w:r>
           </w:p>
         </w:tc>
@@ -67,7 +67,7 @@
                 <w:sz w:val="20"/>
                 <w:szCs w:val="20"/>
               </w:rPr>
-              <w:t xml:space="preserve">담당자</w:t>
+              <w:t xml:space="preserve">시작</w:t>
             </w:r>
           </w:p>
         </w:tc>
@@ -83,7 +83,7 @@
                 <w:sz w:val="20"/>
                 <w:szCs w:val="20"/>
               </w:rPr>
-              <w:t xml:space="preserve">시작</w:t>
+              <w:t xml:space="preserve">종료</w:t>
             </w:r>
           </w:p>
         </w:tc>
@@ -99,7 +99,7 @@
                 <w:sz w:val="20"/>
                 <w:szCs w:val="20"/>
               </w:rPr>
-              <w:t xml:space="preserve">종료</w:t>
+              <w:t xml:space="preserve">상태</w:t>
             </w:r>
           </w:p>
         </w:tc>
@@ -114,7 +114,7 @@
                 <w:sz w:val="20"/>
                 <w:szCs w:val="20"/>
               </w:rPr>
-              <w:t xml:space="preserve">상태</w:t>
+              <w:t xml:space="preserve"/>
             </w:r>
           </w:p>
         </w:tc>
@@ -146,67 +146,67 @@
                 <w:sz w:val="20"/>
                 <w:szCs w:val="20"/>
               </w:rPr>
+              <w:t xml:space="preserve">신현식</w:t>
+            </w:r>
+          </w:p>
+        </w:tc>
+        <w:tc>
+          <w:tcPr>
+            <w:tcW w:type="dxa" w:w="1296"/>
+          </w:tcPr>
+          <w:p>
+            <w:r>
+              <w:rPr>
+                <w:color w:val="000000"/>
+                <w:sz w:val="20"/>
+                <w:szCs w:val="20"/>
+              </w:rPr>
+              <w:t xml:space="preserve">2024.06</w:t>
+            </w:r>
+          </w:p>
+        </w:tc>
+        <w:tc>
+          <w:tcPr>
+            <w:tcW w:type="dxa" w:w="1296"/>
+          </w:tcPr>
+          <w:p>
+            <w:r>
+              <w:rPr>
+                <w:color w:val="000000"/>
+                <w:sz w:val="20"/>
+                <w:szCs w:val="20"/>
+              </w:rPr>
+              <w:t xml:space="preserve">2026.05</w:t>
+            </w:r>
+          </w:p>
+        </w:tc>
+        <w:tc>
+          <w:tcPr>
+            <w:tcW w:type="dxa" w:w="1296"/>
+          </w:tcPr>
+          <w:p>
+            <w:r>
+              <w:rPr>
+                <w:color w:val="000000"/>
+                <w:sz w:val="20"/>
+                <w:szCs w:val="20"/>
+              </w:rPr>
+              <w:t xml:space="preserve">진행중</w:t>
+            </w:r>
+          </w:p>
+        </w:tc>
+        <w:tc>
+          <w:tcPr>
+            <w:tcW w:type="dxa" w:w="700"/>
+          </w:tcPr>
+          <w:p>
+            <w:r>
+              <w:rPr>
+                <w:color w:val="000000"/>
+                <w:sz w:val="20"/>
+                <w:szCs w:val="20"/>
+              </w:rPr>
               <w:t xml:space="preserve"/>
-            </w:r>
-          </w:p>
-        </w:tc>
-        <w:tc>
-          <w:tcPr>
-            <w:tcW w:type="dxa" w:w="1296"/>
-          </w:tcPr>
-          <w:p>
-            <w:r>
-              <w:rPr>
-                <w:color w:val="000000"/>
-                <w:sz w:val="20"/>
-                <w:szCs w:val="20"/>
-              </w:rPr>
-              <w:t xml:space="preserve">신현식 2024.06</w:t>
-            </w:r>
-          </w:p>
-        </w:tc>
-        <w:tc>
-          <w:tcPr>
-            <w:tcW w:type="dxa" w:w="1296"/>
-          </w:tcPr>
-          <w:p>
-            <w:r>
-              <w:rPr>
-                <w:color w:val="000000"/>
-                <w:sz w:val="20"/>
-                <w:szCs w:val="20"/>
-              </w:rPr>
-              <w:t xml:space="preserve">2026.05</w:t>
-            </w:r>
-          </w:p>
-        </w:tc>
-        <w:tc>
-          <w:tcPr>
-            <w:tcW w:type="dxa" w:w="1296"/>
-          </w:tcPr>
-          <w:p>
-            <w:r>
-              <w:rPr>
-                <w:color w:val="000000"/>
-                <w:sz w:val="20"/>
-                <w:szCs w:val="20"/>
-              </w:rPr>
-              <w:t xml:space="preserve"/>
-            </w:r>
-          </w:p>
-        </w:tc>
-        <w:tc>
-          <w:tcPr>
-            <w:tcW w:type="dxa" w:w="700"/>
-          </w:tcPr>
-          <w:p>
-            <w:r>
-              <w:rPr>
-                <w:color w:val="000000"/>
-                <w:sz w:val="20"/>
-                <w:szCs w:val="20"/>
-              </w:rPr>
-              <w:t xml:space="preserve">진행중</w:t>
             </w:r>
           </w:p>
         </w:tc>
@@ -248,67 +248,67 @@
                 <w:sz w:val="20"/>
                 <w:szCs w:val="20"/>
               </w:rPr>
+              <w:t xml:space="preserve">김주홍</w:t>
+            </w:r>
+          </w:p>
+        </w:tc>
+        <w:tc>
+          <w:tcPr>
+            <w:tcW w:type="dxa" w:w="2022"/>
+          </w:tcPr>
+          <w:p>
+            <w:r>
+              <w:rPr>
+                <w:color w:val="000000"/>
+                <w:sz w:val="20"/>
+                <w:szCs w:val="20"/>
+              </w:rPr>
+              <w:t xml:space="preserve">2024.06</w:t>
+            </w:r>
+          </w:p>
+        </w:tc>
+        <w:tc>
+          <w:tcPr>
+            <w:tcW w:type="dxa" w:w="2022"/>
+          </w:tcPr>
+          <w:p>
+            <w:r>
+              <w:rPr>
+                <w:color w:val="000000"/>
+                <w:sz w:val="20"/>
+                <w:szCs w:val="20"/>
+              </w:rPr>
+              <w:t xml:space="preserve">2025.12</w:t>
+            </w:r>
+          </w:p>
+        </w:tc>
+        <w:tc>
+          <w:tcPr>
+            <w:tcW w:type="dxa" w:w="2022"/>
+          </w:tcPr>
+          <w:p>
+            <w:r>
+              <w:rPr>
+                <w:color w:val="000000"/>
+                <w:sz w:val="20"/>
+                <w:szCs w:val="20"/>
+              </w:rPr>
+              <w:t xml:space="preserve">완료</w:t>
+            </w:r>
+          </w:p>
+        </w:tc>
+        <w:tc>
+          <w:tcPr>
+            <w:tcW w:type="dxa" w:w="936"/>
+          </w:tcPr>
+          <w:p>
+            <w:r>
+              <w:rPr>
+                <w:color w:val="000000"/>
+                <w:sz w:val="20"/>
+                <w:szCs w:val="20"/>
+              </w:rPr>
               <w:t xml:space="preserve"/>
-            </w:r>
-          </w:p>
-        </w:tc>
-        <w:tc>
-          <w:tcPr>
-            <w:tcW w:type="dxa" w:w="2022"/>
-          </w:tcPr>
-          <w:p>
-            <w:r>
-              <w:rPr>
-                <w:color w:val="000000"/>
-                <w:sz w:val="20"/>
-                <w:szCs w:val="20"/>
-              </w:rPr>
-              <w:t xml:space="preserve">김주홍 2024.06</w:t>
-            </w:r>
-          </w:p>
-        </w:tc>
-        <w:tc>
-          <w:tcPr>
-            <w:tcW w:type="dxa" w:w="2022"/>
-          </w:tcPr>
-          <w:p>
-            <w:r>
-              <w:rPr>
-                <w:color w:val="000000"/>
-                <w:sz w:val="20"/>
-                <w:szCs w:val="20"/>
-              </w:rPr>
-              <w:t xml:space="preserve">2025.12</w:t>
-            </w:r>
-          </w:p>
-        </w:tc>
-        <w:tc>
-          <w:tcPr>
-            <w:tcW w:type="dxa" w:w="2022"/>
-          </w:tcPr>
-          <w:p>
-            <w:r>
-              <w:rPr>
-                <w:color w:val="000000"/>
-                <w:sz w:val="20"/>
-                <w:szCs w:val="20"/>
-              </w:rPr>
-              <w:t xml:space="preserve"/>
-            </w:r>
-          </w:p>
-        </w:tc>
-        <w:tc>
-          <w:tcPr>
-            <w:tcW w:type="dxa" w:w="936"/>
-          </w:tcPr>
-          <w:p>
-            <w:r>
-              <w:rPr>
-                <w:color w:val="000000"/>
-                <w:sz w:val="20"/>
-                <w:szCs w:val="20"/>
-              </w:rPr>
-              <w:t xml:space="preserve">완료</w:t>
             </w:r>
           </w:p>
         </w:tc>
@@ -325,7 +325,7 @@
                 <w:sz w:val="20"/>
                 <w:szCs w:val="20"/>
               </w:rPr>
-              <w:t xml:space="preserve">CDN 인프라 구축 사업</w:t>
+              <w:t xml:space="preserve">CDN 인프라 구축 사업 이종필</w:t>
             </w:r>
           </w:p>
         </w:tc>
@@ -340,7 +340,7 @@
                 <w:sz w:val="20"/>
                 <w:szCs w:val="20"/>
               </w:rPr>
-              <w:t xml:space="preserve">이종필 2025.01</w:t>
+              <w:t xml:space="preserve">2025.01</w:t>
             </w:r>
           </w:p>
         </w:tc>
@@ -370,22 +370,22 @@
                 <w:sz w:val="20"/>
                 <w:szCs w:val="20"/>
               </w:rPr>
+              <w:t xml:space="preserve">진행중</w:t>
+            </w:r>
+          </w:p>
+        </w:tc>
+        <w:tc>
+          <w:tcPr>
+            <w:tcW w:type="dxa" w:w="936"/>
+          </w:tcPr>
+          <w:p>
+            <w:r>
+              <w:rPr>
+                <w:color w:val="000000"/>
+                <w:sz w:val="20"/>
+                <w:szCs w:val="20"/>
+              </w:rPr>
               <w:t xml:space="preserve"/>
-            </w:r>
-          </w:p>
-        </w:tc>
-        <w:tc>
-          <w:tcPr>
-            <w:tcW w:type="dxa" w:w="936"/>
-          </w:tcPr>
-          <w:p>
-            <w:r>
-              <w:rPr>
-                <w:color w:val="000000"/>
-                <w:sz w:val="20"/>
-                <w:szCs w:val="20"/>
-              </w:rPr>
-              <w:t xml:space="preserve">진행중</w:t>
             </w:r>
           </w:p>
         </w:tc>

--- a/test/out_accuracy/5_wide_converted.docx
+++ b/test/out_accuracy/5_wide_converted.docx
@@ -4,7 +4,7 @@
   <w:body>
     <w:tbl>
       <w:tblPr>
-        <w:tblW w:type="pct" w:w="100%"/>
+        <w:tblW w:type="dxa" w:w="8730"/>
         <w:tblBorders>
           <w:top w:val="single" w:color="888888" w:sz="4"/>
           <w:left w:val="single" w:color="888888" w:sz="4"/>
@@ -15,25 +15,34 @@
         </w:tblBorders>
       </w:tblPr>
       <w:tblGrid>
-        <w:gridCol w:w="3241"/>
-        <w:gridCol w:w="1296"/>
-        <w:gridCol w:w="1296"/>
-        <w:gridCol w:w="1296"/>
-        <w:gridCol w:w="1296"/>
-        <w:gridCol w:w="700"/>
+        <w:gridCol w:w="4270"/>
+        <w:gridCol w:w="860"/>
+        <w:gridCol w:w="970"/>
+        <w:gridCol w:w="970"/>
+        <w:gridCol w:w="860"/>
+        <w:gridCol w:w="800"/>
       </w:tblGrid>
       <w:tr>
         <w:tc>
           <w:tcPr>
-            <w:tcW w:type="dxa" w:w="3241"/>
+            <w:tcW w:type="dxa" w:w="4270"/>
             <w:shd w:fill="1976D2" w:color="auto" w:val="clear"/>
-          </w:tcPr>
-          <w:p>
-            <w:r>
-              <w:rPr>
-                <w:color w:val="000000"/>
-                <w:sz w:val="20"/>
-                <w:szCs w:val="20"/>
+            <w:tcMar>
+              <w:top w:type="dxa" w:w="50"/>
+              <w:left w:type="dxa" w:w="80"/>
+              <w:bottom w:type="dxa" w:w="50"/>
+              <w:right w:type="dxa" w:w="80"/>
+            </w:tcMar>
+          </w:tcPr>
+          <w:p>
+            <w:pPr>
+              <w:spacing w:after="0" w:before="0"/>
+            </w:pPr>
+            <w:r>
+              <w:rPr>
+                <w:color w:val="000000"/>
+                <w:sz w:val="18"/>
+                <w:szCs w:val="18"/>
               </w:rPr>
               <w:t xml:space="preserve">프로젝트</w:t>
             </w:r>
@@ -41,15 +50,24 @@
         </w:tc>
         <w:tc>
           <w:tcPr>
-            <w:tcW w:type="dxa" w:w="1296"/>
+            <w:tcW w:type="dxa" w:w="860"/>
             <w:shd w:fill="1976D2" w:color="auto" w:val="clear"/>
-          </w:tcPr>
-          <w:p>
-            <w:r>
-              <w:rPr>
-                <w:color w:val="000000"/>
-                <w:sz w:val="20"/>
-                <w:szCs w:val="20"/>
+            <w:tcMar>
+              <w:top w:type="dxa" w:w="50"/>
+              <w:left w:type="dxa" w:w="80"/>
+              <w:bottom w:type="dxa" w:w="50"/>
+              <w:right w:type="dxa" w:w="80"/>
+            </w:tcMar>
+          </w:tcPr>
+          <w:p>
+            <w:pPr>
+              <w:spacing w:after="0" w:before="0"/>
+            </w:pPr>
+            <w:r>
+              <w:rPr>
+                <w:color w:val="000000"/>
+                <w:sz w:val="18"/>
+                <w:szCs w:val="18"/>
               </w:rPr>
               <w:t xml:space="preserve">담당자</w:t>
             </w:r>
@@ -57,15 +75,24 @@
         </w:tc>
         <w:tc>
           <w:tcPr>
-            <w:tcW w:type="dxa" w:w="1296"/>
+            <w:tcW w:type="dxa" w:w="970"/>
             <w:shd w:fill="1976D2" w:color="auto" w:val="clear"/>
-          </w:tcPr>
-          <w:p>
-            <w:r>
-              <w:rPr>
-                <w:color w:val="000000"/>
-                <w:sz w:val="20"/>
-                <w:szCs w:val="20"/>
+            <w:tcMar>
+              <w:top w:type="dxa" w:w="50"/>
+              <w:left w:type="dxa" w:w="80"/>
+              <w:bottom w:type="dxa" w:w="50"/>
+              <w:right w:type="dxa" w:w="80"/>
+            </w:tcMar>
+          </w:tcPr>
+          <w:p>
+            <w:pPr>
+              <w:spacing w:after="0" w:before="0"/>
+            </w:pPr>
+            <w:r>
+              <w:rPr>
+                <w:color w:val="000000"/>
+                <w:sz w:val="18"/>
+                <w:szCs w:val="18"/>
               </w:rPr>
               <w:t xml:space="preserve">시작</w:t>
             </w:r>
@@ -73,15 +100,24 @@
         </w:tc>
         <w:tc>
           <w:tcPr>
-            <w:tcW w:type="dxa" w:w="1296"/>
+            <w:tcW w:type="dxa" w:w="970"/>
             <w:shd w:fill="1976D2" w:color="auto" w:val="clear"/>
-          </w:tcPr>
-          <w:p>
-            <w:r>
-              <w:rPr>
-                <w:color w:val="000000"/>
-                <w:sz w:val="20"/>
-                <w:szCs w:val="20"/>
+            <w:tcMar>
+              <w:top w:type="dxa" w:w="50"/>
+              <w:left w:type="dxa" w:w="80"/>
+              <w:bottom w:type="dxa" w:w="50"/>
+              <w:right w:type="dxa" w:w="80"/>
+            </w:tcMar>
+          </w:tcPr>
+          <w:p>
+            <w:pPr>
+              <w:spacing w:after="0" w:before="0"/>
+            </w:pPr>
+            <w:r>
+              <w:rPr>
+                <w:color w:val="000000"/>
+                <w:sz w:val="18"/>
+                <w:szCs w:val="18"/>
               </w:rPr>
               <w:t xml:space="preserve">종료</w:t>
             </w:r>
@@ -89,15 +125,24 @@
         </w:tc>
         <w:tc>
           <w:tcPr>
-            <w:tcW w:type="dxa" w:w="1296"/>
+            <w:tcW w:type="dxa" w:w="860"/>
             <w:shd w:fill="1976D2" w:color="auto" w:val="clear"/>
-          </w:tcPr>
-          <w:p>
-            <w:r>
-              <w:rPr>
-                <w:color w:val="000000"/>
-                <w:sz w:val="20"/>
-                <w:szCs w:val="20"/>
+            <w:tcMar>
+              <w:top w:type="dxa" w:w="50"/>
+              <w:left w:type="dxa" w:w="80"/>
+              <w:bottom w:type="dxa" w:w="50"/>
+              <w:right w:type="dxa" w:w="80"/>
+            </w:tcMar>
+          </w:tcPr>
+          <w:p>
+            <w:pPr>
+              <w:spacing w:after="0" w:before="0"/>
+            </w:pPr>
+            <w:r>
+              <w:rPr>
+                <w:color w:val="000000"/>
+                <w:sz w:val="18"/>
+                <w:szCs w:val="18"/>
               </w:rPr>
               <w:t xml:space="preserve">상태</w:t>
             </w:r>
@@ -105,14 +150,23 @@
         </w:tc>
         <w:tc>
           <w:tcPr>
-            <w:tcW w:type="dxa" w:w="700"/>
-          </w:tcPr>
-          <w:p>
-            <w:r>
-              <w:rPr>
-                <w:color w:val="000000"/>
-                <w:sz w:val="20"/>
-                <w:szCs w:val="20"/>
+            <w:tcW w:type="dxa" w:w="800"/>
+            <w:tcMar>
+              <w:top w:type="dxa" w:w="50"/>
+              <w:left w:type="dxa" w:w="80"/>
+              <w:bottom w:type="dxa" w:w="50"/>
+              <w:right w:type="dxa" w:w="80"/>
+            </w:tcMar>
+          </w:tcPr>
+          <w:p>
+            <w:pPr>
+              <w:spacing w:after="0" w:before="0"/>
+            </w:pPr>
+            <w:r>
+              <w:rPr>
+                <w:color w:val="000000"/>
+                <w:sz w:val="18"/>
+                <w:szCs w:val="18"/>
               </w:rPr>
               <w:t xml:space="preserve"/>
             </w:r>
@@ -122,14 +176,23 @@
       <w:tr>
         <w:tc>
           <w:tcPr>
-            <w:tcW w:type="dxa" w:w="3241"/>
-          </w:tcPr>
-          <w:p>
-            <w:r>
-              <w:rPr>
-                <w:color w:val="000000"/>
-                <w:sz w:val="20"/>
-                <w:szCs w:val="20"/>
+            <w:tcW w:type="dxa" w:w="4270"/>
+            <w:tcMar>
+              <w:top w:type="dxa" w:w="50"/>
+              <w:left w:type="dxa" w:w="80"/>
+              <w:bottom w:type="dxa" w:w="50"/>
+              <w:right w:type="dxa" w:w="80"/>
+            </w:tcMar>
+          </w:tcPr>
+          <w:p>
+            <w:pPr>
+              <w:spacing w:after="0" w:before="0"/>
+            </w:pPr>
+            <w:r>
+              <w:rPr>
+                <w:color w:val="000000"/>
+                <w:sz w:val="18"/>
+                <w:szCs w:val="18"/>
               </w:rPr>
               <w:t xml:space="preserve">오픈소스 멀티모달 AI 기반 방송 콘텐츠</w:t>
             </w:r>
@@ -137,14 +200,23 @@
         </w:tc>
         <w:tc>
           <w:tcPr>
-            <w:tcW w:type="dxa" w:w="1296"/>
-          </w:tcPr>
-          <w:p>
-            <w:r>
-              <w:rPr>
-                <w:color w:val="000000"/>
-                <w:sz w:val="20"/>
-                <w:szCs w:val="20"/>
+            <w:tcW w:type="dxa" w:w="860"/>
+            <w:tcMar>
+              <w:top w:type="dxa" w:w="50"/>
+              <w:left w:type="dxa" w:w="80"/>
+              <w:bottom w:type="dxa" w:w="50"/>
+              <w:right w:type="dxa" w:w="80"/>
+            </w:tcMar>
+          </w:tcPr>
+          <w:p>
+            <w:pPr>
+              <w:spacing w:after="0" w:before="0"/>
+            </w:pPr>
+            <w:r>
+              <w:rPr>
+                <w:color w:val="000000"/>
+                <w:sz w:val="18"/>
+                <w:szCs w:val="18"/>
               </w:rPr>
               <w:t xml:space="preserve">신현식</w:t>
             </w:r>
@@ -152,14 +224,23 @@
         </w:tc>
         <w:tc>
           <w:tcPr>
-            <w:tcW w:type="dxa" w:w="1296"/>
-          </w:tcPr>
-          <w:p>
-            <w:r>
-              <w:rPr>
-                <w:color w:val="000000"/>
-                <w:sz w:val="20"/>
-                <w:szCs w:val="20"/>
+            <w:tcW w:type="dxa" w:w="970"/>
+            <w:tcMar>
+              <w:top w:type="dxa" w:w="50"/>
+              <w:left w:type="dxa" w:w="80"/>
+              <w:bottom w:type="dxa" w:w="50"/>
+              <w:right w:type="dxa" w:w="80"/>
+            </w:tcMar>
+          </w:tcPr>
+          <w:p>
+            <w:pPr>
+              <w:spacing w:after="0" w:before="0"/>
+            </w:pPr>
+            <w:r>
+              <w:rPr>
+                <w:color w:val="000000"/>
+                <w:sz w:val="18"/>
+                <w:szCs w:val="18"/>
               </w:rPr>
               <w:t xml:space="preserve">2024.06</w:t>
             </w:r>
@@ -167,14 +248,23 @@
         </w:tc>
         <w:tc>
           <w:tcPr>
-            <w:tcW w:type="dxa" w:w="1296"/>
-          </w:tcPr>
-          <w:p>
-            <w:r>
-              <w:rPr>
-                <w:color w:val="000000"/>
-                <w:sz w:val="20"/>
-                <w:szCs w:val="20"/>
+            <w:tcW w:type="dxa" w:w="970"/>
+            <w:tcMar>
+              <w:top w:type="dxa" w:w="50"/>
+              <w:left w:type="dxa" w:w="80"/>
+              <w:bottom w:type="dxa" w:w="50"/>
+              <w:right w:type="dxa" w:w="80"/>
+            </w:tcMar>
+          </w:tcPr>
+          <w:p>
+            <w:pPr>
+              <w:spacing w:after="0" w:before="0"/>
+            </w:pPr>
+            <w:r>
+              <w:rPr>
+                <w:color w:val="000000"/>
+                <w:sz w:val="18"/>
+                <w:szCs w:val="18"/>
               </w:rPr>
               <w:t xml:space="preserve">2026.05</w:t>
             </w:r>
@@ -182,14 +272,23 @@
         </w:tc>
         <w:tc>
           <w:tcPr>
-            <w:tcW w:type="dxa" w:w="1296"/>
-          </w:tcPr>
-          <w:p>
-            <w:r>
-              <w:rPr>
-                <w:color w:val="000000"/>
-                <w:sz w:val="20"/>
-                <w:szCs w:val="20"/>
+            <w:tcW w:type="dxa" w:w="860"/>
+            <w:tcMar>
+              <w:top w:type="dxa" w:w="50"/>
+              <w:left w:type="dxa" w:w="80"/>
+              <w:bottom w:type="dxa" w:w="50"/>
+              <w:right w:type="dxa" w:w="80"/>
+            </w:tcMar>
+          </w:tcPr>
+          <w:p>
+            <w:pPr>
+              <w:spacing w:after="0" w:before="0"/>
+            </w:pPr>
+            <w:r>
+              <w:rPr>
+                <w:color w:val="000000"/>
+                <w:sz w:val="18"/>
+                <w:szCs w:val="18"/>
               </w:rPr>
               <w:t xml:space="preserve">진행중</w:t>
             </w:r>
@@ -197,14 +296,23 @@
         </w:tc>
         <w:tc>
           <w:tcPr>
-            <w:tcW w:type="dxa" w:w="700"/>
-          </w:tcPr>
-          <w:p>
-            <w:r>
-              <w:rPr>
-                <w:color w:val="000000"/>
-                <w:sz w:val="20"/>
-                <w:szCs w:val="20"/>
+            <w:tcW w:type="dxa" w:w="800"/>
+            <w:tcMar>
+              <w:top w:type="dxa" w:w="50"/>
+              <w:left w:type="dxa" w:w="80"/>
+              <w:bottom w:type="dxa" w:w="50"/>
+              <w:right w:type="dxa" w:w="80"/>
+            </w:tcMar>
+          </w:tcPr>
+          <w:p>
+            <w:pPr>
+              <w:spacing w:after="0" w:before="0"/>
+            </w:pPr>
+            <w:r>
+              <w:rPr>
+                <w:color w:val="000000"/>
+                <w:sz w:val="18"/>
+                <w:szCs w:val="18"/>
               </w:rPr>
               <w:t xml:space="preserve"/>
             </w:r>
@@ -219,7 +327,7 @@
     </w:p>
     <w:tbl>
       <w:tblPr>
-        <w:tblW w:type="pct" w:w="100%"/>
+        <w:tblW w:type="dxa" w:w="6770"/>
         <w:tblBorders>
           <w:top w:val="single" w:color="888888" w:sz="4"/>
           <w:left w:val="single" w:color="888888" w:sz="4"/>
@@ -230,23 +338,32 @@
         </w:tblBorders>
       </w:tblPr>
       <w:tblGrid>
-        <w:gridCol w:w="2022"/>
-        <w:gridCol w:w="2022"/>
-        <w:gridCol w:w="2022"/>
-        <w:gridCol w:w="2022"/>
-        <w:gridCol w:w="936"/>
+        <w:gridCol w:w="3170"/>
+        <w:gridCol w:w="970"/>
+        <w:gridCol w:w="970"/>
+        <w:gridCol w:w="860"/>
+        <w:gridCol w:w="800"/>
       </w:tblGrid>
       <w:tr>
         <w:tc>
           <w:tcPr>
-            <w:tcW w:type="dxa" w:w="2022"/>
-          </w:tcPr>
-          <w:p>
-            <w:r>
-              <w:rPr>
-                <w:color w:val="000000"/>
-                <w:sz w:val="20"/>
-                <w:szCs w:val="20"/>
+            <w:tcW w:type="dxa" w:w="3170"/>
+            <w:tcMar>
+              <w:top w:type="dxa" w:w="50"/>
+              <w:left w:type="dxa" w:w="80"/>
+              <w:bottom w:type="dxa" w:w="50"/>
+              <w:right w:type="dxa" w:w="80"/>
+            </w:tcMar>
+          </w:tcPr>
+          <w:p>
+            <w:pPr>
+              <w:spacing w:after="0" w:before="0"/>
+            </w:pPr>
+            <w:r>
+              <w:rPr>
+                <w:color w:val="000000"/>
+                <w:sz w:val="18"/>
+                <w:szCs w:val="18"/>
               </w:rPr>
               <w:t xml:space="preserve">김주홍</w:t>
             </w:r>
@@ -254,14 +371,23 @@
         </w:tc>
         <w:tc>
           <w:tcPr>
-            <w:tcW w:type="dxa" w:w="2022"/>
-          </w:tcPr>
-          <w:p>
-            <w:r>
-              <w:rPr>
-                <w:color w:val="000000"/>
-                <w:sz w:val="20"/>
-                <w:szCs w:val="20"/>
+            <w:tcW w:type="dxa" w:w="970"/>
+            <w:tcMar>
+              <w:top w:type="dxa" w:w="50"/>
+              <w:left w:type="dxa" w:w="80"/>
+              <w:bottom w:type="dxa" w:w="50"/>
+              <w:right w:type="dxa" w:w="80"/>
+            </w:tcMar>
+          </w:tcPr>
+          <w:p>
+            <w:pPr>
+              <w:spacing w:after="0" w:before="0"/>
+            </w:pPr>
+            <w:r>
+              <w:rPr>
+                <w:color w:val="000000"/>
+                <w:sz w:val="18"/>
+                <w:szCs w:val="18"/>
               </w:rPr>
               <w:t xml:space="preserve">2024.06</w:t>
             </w:r>
@@ -269,14 +395,23 @@
         </w:tc>
         <w:tc>
           <w:tcPr>
-            <w:tcW w:type="dxa" w:w="2022"/>
-          </w:tcPr>
-          <w:p>
-            <w:r>
-              <w:rPr>
-                <w:color w:val="000000"/>
-                <w:sz w:val="20"/>
-                <w:szCs w:val="20"/>
+            <w:tcW w:type="dxa" w:w="970"/>
+            <w:tcMar>
+              <w:top w:type="dxa" w:w="50"/>
+              <w:left w:type="dxa" w:w="80"/>
+              <w:bottom w:type="dxa" w:w="50"/>
+              <w:right w:type="dxa" w:w="80"/>
+            </w:tcMar>
+          </w:tcPr>
+          <w:p>
+            <w:pPr>
+              <w:spacing w:after="0" w:before="0"/>
+            </w:pPr>
+            <w:r>
+              <w:rPr>
+                <w:color w:val="000000"/>
+                <w:sz w:val="18"/>
+                <w:szCs w:val="18"/>
               </w:rPr>
               <w:t xml:space="preserve">2025.12</w:t>
             </w:r>
@@ -284,14 +419,23 @@
         </w:tc>
         <w:tc>
           <w:tcPr>
-            <w:tcW w:type="dxa" w:w="2022"/>
-          </w:tcPr>
-          <w:p>
-            <w:r>
-              <w:rPr>
-                <w:color w:val="000000"/>
-                <w:sz w:val="20"/>
-                <w:szCs w:val="20"/>
+            <w:tcW w:type="dxa" w:w="860"/>
+            <w:tcMar>
+              <w:top w:type="dxa" w:w="50"/>
+              <w:left w:type="dxa" w:w="80"/>
+              <w:bottom w:type="dxa" w:w="50"/>
+              <w:right w:type="dxa" w:w="80"/>
+            </w:tcMar>
+          </w:tcPr>
+          <w:p>
+            <w:pPr>
+              <w:spacing w:after="0" w:before="0"/>
+            </w:pPr>
+            <w:r>
+              <w:rPr>
+                <w:color w:val="000000"/>
+                <w:sz w:val="18"/>
+                <w:szCs w:val="18"/>
               </w:rPr>
               <w:t xml:space="preserve">완료</w:t>
             </w:r>
@@ -299,14 +443,23 @@
         </w:tc>
         <w:tc>
           <w:tcPr>
-            <w:tcW w:type="dxa" w:w="936"/>
-          </w:tcPr>
-          <w:p>
-            <w:r>
-              <w:rPr>
-                <w:color w:val="000000"/>
-                <w:sz w:val="20"/>
-                <w:szCs w:val="20"/>
+            <w:tcW w:type="dxa" w:w="800"/>
+            <w:tcMar>
+              <w:top w:type="dxa" w:w="50"/>
+              <w:left w:type="dxa" w:w="80"/>
+              <w:bottom w:type="dxa" w:w="50"/>
+              <w:right w:type="dxa" w:w="80"/>
+            </w:tcMar>
+          </w:tcPr>
+          <w:p>
+            <w:pPr>
+              <w:spacing w:after="0" w:before="0"/>
+            </w:pPr>
+            <w:r>
+              <w:rPr>
+                <w:color w:val="000000"/>
+                <w:sz w:val="18"/>
+                <w:szCs w:val="18"/>
               </w:rPr>
               <w:t xml:space="preserve"/>
             </w:r>
@@ -316,14 +469,23 @@
       <w:tr>
         <w:tc>
           <w:tcPr>
-            <w:tcW w:type="dxa" w:w="2022"/>
-          </w:tcPr>
-          <w:p>
-            <w:r>
-              <w:rPr>
-                <w:color w:val="000000"/>
-                <w:sz w:val="20"/>
-                <w:szCs w:val="20"/>
+            <w:tcW w:type="dxa" w:w="3170"/>
+            <w:tcMar>
+              <w:top w:type="dxa" w:w="50"/>
+              <w:left w:type="dxa" w:w="80"/>
+              <w:bottom w:type="dxa" w:w="50"/>
+              <w:right w:type="dxa" w:w="80"/>
+            </w:tcMar>
+          </w:tcPr>
+          <w:p>
+            <w:pPr>
+              <w:spacing w:after="0" w:before="0"/>
+            </w:pPr>
+            <w:r>
+              <w:rPr>
+                <w:color w:val="000000"/>
+                <w:sz w:val="18"/>
+                <w:szCs w:val="18"/>
               </w:rPr>
               <w:t xml:space="preserve">CDN 인프라 구축 사업 이종필</w:t>
             </w:r>
@@ -331,14 +493,23 @@
         </w:tc>
         <w:tc>
           <w:tcPr>
-            <w:tcW w:type="dxa" w:w="2022"/>
-          </w:tcPr>
-          <w:p>
-            <w:r>
-              <w:rPr>
-                <w:color w:val="000000"/>
-                <w:sz w:val="20"/>
-                <w:szCs w:val="20"/>
+            <w:tcW w:type="dxa" w:w="970"/>
+            <w:tcMar>
+              <w:top w:type="dxa" w:w="50"/>
+              <w:left w:type="dxa" w:w="80"/>
+              <w:bottom w:type="dxa" w:w="50"/>
+              <w:right w:type="dxa" w:w="80"/>
+            </w:tcMar>
+          </w:tcPr>
+          <w:p>
+            <w:pPr>
+              <w:spacing w:after="0" w:before="0"/>
+            </w:pPr>
+            <w:r>
+              <w:rPr>
+                <w:color w:val="000000"/>
+                <w:sz w:val="18"/>
+                <w:szCs w:val="18"/>
               </w:rPr>
               <w:t xml:space="preserve">2025.01</w:t>
             </w:r>
@@ -346,14 +517,23 @@
         </w:tc>
         <w:tc>
           <w:tcPr>
-            <w:tcW w:type="dxa" w:w="2022"/>
-          </w:tcPr>
-          <w:p>
-            <w:r>
-              <w:rPr>
-                <w:color w:val="000000"/>
-                <w:sz w:val="20"/>
-                <w:szCs w:val="20"/>
+            <w:tcW w:type="dxa" w:w="970"/>
+            <w:tcMar>
+              <w:top w:type="dxa" w:w="50"/>
+              <w:left w:type="dxa" w:w="80"/>
+              <w:bottom w:type="dxa" w:w="50"/>
+              <w:right w:type="dxa" w:w="80"/>
+            </w:tcMar>
+          </w:tcPr>
+          <w:p>
+            <w:pPr>
+              <w:spacing w:after="0" w:before="0"/>
+            </w:pPr>
+            <w:r>
+              <w:rPr>
+                <w:color w:val="000000"/>
+                <w:sz w:val="18"/>
+                <w:szCs w:val="18"/>
               </w:rPr>
               <w:t xml:space="preserve">2026.06</w:t>
             </w:r>
@@ -361,14 +541,23 @@
         </w:tc>
         <w:tc>
           <w:tcPr>
-            <w:tcW w:type="dxa" w:w="2022"/>
-          </w:tcPr>
-          <w:p>
-            <w:r>
-              <w:rPr>
-                <w:color w:val="000000"/>
-                <w:sz w:val="20"/>
-                <w:szCs w:val="20"/>
+            <w:tcW w:type="dxa" w:w="860"/>
+            <w:tcMar>
+              <w:top w:type="dxa" w:w="50"/>
+              <w:left w:type="dxa" w:w="80"/>
+              <w:bottom w:type="dxa" w:w="50"/>
+              <w:right w:type="dxa" w:w="80"/>
+            </w:tcMar>
+          </w:tcPr>
+          <w:p>
+            <w:pPr>
+              <w:spacing w:after="0" w:before="0"/>
+            </w:pPr>
+            <w:r>
+              <w:rPr>
+                <w:color w:val="000000"/>
+                <w:sz w:val="18"/>
+                <w:szCs w:val="18"/>
               </w:rPr>
               <w:t xml:space="preserve">진행중</w:t>
             </w:r>
@@ -376,14 +565,23 @@
         </w:tc>
         <w:tc>
           <w:tcPr>
-            <w:tcW w:type="dxa" w:w="936"/>
-          </w:tcPr>
-          <w:p>
-            <w:r>
-              <w:rPr>
-                <w:color w:val="000000"/>
-                <w:sz w:val="20"/>
-                <w:szCs w:val="20"/>
+            <w:tcW w:type="dxa" w:w="800"/>
+            <w:tcMar>
+              <w:top w:type="dxa" w:w="50"/>
+              <w:left w:type="dxa" w:w="80"/>
+              <w:bottom w:type="dxa" w:w="50"/>
+              <w:right w:type="dxa" w:w="80"/>
+            </w:tcMar>
+          </w:tcPr>
+          <w:p>
+            <w:pPr>
+              <w:spacing w:after="0" w:before="0"/>
+            </w:pPr>
+            <w:r>
+              <w:rPr>
+                <w:color w:val="000000"/>
+                <w:sz w:val="18"/>
+                <w:szCs w:val="18"/>
               </w:rPr>
               <w:t xml:space="preserve"/>
             </w:r>
